--- a/docs/PROJECT_COMPLETION_SUMMARY.docx
+++ b/docs/PROJECT_COMPLETION_SUMMARY.docx
@@ -24,7 +24,7 @@
         <w:t xml:space="preserve">Date: </w:t>
       </w:r>
       <w:r>
-        <w:t xml:space="preserve">June 27, 2026 | </w:t>
+        <w:t xml:space="preserve">June 28, 2026 | </w:t>
       </w:r>
       <w:r>
         <w:rPr>
@@ -42,7 +42,7 @@
         <w:pStyle w:val="Heading2"/>
       </w:pPr>
       <w:r>
-        <w:t xml:space="preserve">v2.1 Algorithm Enhancements (June 27, 2026)</w:t>
+        <w:t xml:space="preserve">v2.1 Algorithm Enhancements (June 28, 2026)</w:t>
       </w:r>
     </w:p>
     <w:p>
@@ -214,15 +214,6 @@
           <w:bCs/>
         </w:rPr>
         <w:t xml:space="preserve">11. KIPPRA Submission Letter (KIPPRA_SUBMISSION_LETTER.docx)</w:t>
-      </w:r>
-    </w:p>
-    <w:p>
-      <w:r>
-        <w:rPr>
-          <w:b/>
-          <w:bCs/>
-        </w:rPr>
-        <w:t xml:space="preserve">12. KCA Faculty Pre-Read (KCA_FACULTY_PRE_READ.docx)</w:t>
       </w:r>
     </w:p>
     <w:p>

--- a/docs/PROJECT_COMPLETION_SUMMARY.docx
+++ b/docs/PROJECT_COMPLETION_SUMMARY.docx
@@ -94,20 +94,6 @@
     <w:p>
       <w:r>
         <w:t xml:space="preserve">Legal framework for AI in public health</w:t>
-      </w:r>
-    </w:p>
-    <w:p>
-      <w:r>
-        <w:rPr>
-          <w:b/>
-          <w:bCs/>
-        </w:rPr>
-        <w:t xml:space="preserve">2. CAJ 21-Day Disclosure Document (CAJ_21_DAY_DISCLOSURE.docx)</w:t>
-      </w:r>
-    </w:p>
-    <w:p>
-      <w:r>
-        <w:t xml:space="preserve">Court disclosure requirements</w:t>
       </w:r>
     </w:p>
     <w:p>
